--- a/docs/ZX-UX C48 SDK Technical Reference.docx
+++ b/docs/ZX-UX C48 SDK Technical Reference.docx
@@ -567,7 +567,7 @@
           <w:rFonts w:ascii="Arial" w:hAnsi="Arial"/>
           <w:sz w:val="18"/>
         </w:rPr>
-        <w:t>15. GUI, Keyboard Rendezvous, BREAK, and Frame Publication</w:t>
+        <w:t>15. GUI, Keyboard Input, BREAK, and Frame Publication</w:t>
       </w:r>
     </w:p>
     <w:p>
@@ -7880,7 +7880,7 @@
         <w:pStyle w:val="Heading1"/>
       </w:pPr>
       <w:r>
-        <w:t>15. GUI, Keyboard Rendezvous, BREAK, and Frame Publication</w:t>
+        <w:t>15. GUI, Keyboard Input, BREAK, and Frame Publication</w:t>
       </w:r>
     </w:p>
     <w:p>
@@ -7896,7 +7896,7 @@
         <w:pStyle w:val="Heading2"/>
       </w:pPr>
       <w:r>
-        <w:t>15.1 Input is a rendezvous</w:t>
+        <w:t>15.1 Input uses a bounded FIFO</w:t>
       </w:r>
     </w:p>
     <w:p>
@@ -7904,7 +7904,7 @@
         <w:pStyle w:val="BodyText"/>
       </w:pPr>
       <w:r>
-        <w:t>Normal host key events are accepted only while the portable SDK VM is blocked inside getchar(). TkDisplay uses a condition variable, a waiting flag, and one key byte. It is deliberately not a typeahead FIFO. Return maps to LF 10, Backspace to 8, Escape to 27, and keypad digits map to their ASCII bytes. Non-ASCII GUI text is ignored.</w:t>
+        <w:t>Normal host key events are translated to canonical C48 console bytes and queued in a bounded FIFO of up to 256 bytes. TkDisplay uses a condition variable and waiting flag so getchar() blocks only when the queue is empty; normal typeahead survives brief gaps between adjacent getchar() calls. Return maps to LF 10, Backspace to 8, Escape to 7, and keypad digits map to their ASCII bytes. Escape is the portable-SDK host equivalent of CAPS+1 on a physical ZX Spectrum running native ZX-UX; byte 7 is the shared control value, not ASCII ESC 27. Non-ASCII GUI text is ignored. This is why write48 leaves INSERT mode with Escape under c48run but CAPS+1 on native hardware.</w:t>
       </w:r>
     </w:p>
     <w:p>
@@ -10925,7 +10925,7 @@
           </w:tcPr>
           <w:p>
             <w:r>
-              <w:t>Portable SDK Tk window, keyboard rendezvous, BREAK, frame generations, probes.</w:t>
+              <w:t>Portable SDK Tk window, keyboard input FIFO, BREAK, frame generations, probes.</w:t>
             </w:r>
           </w:p>
         </w:tc>

--- a/docs/ZX-UX C48 SDK Technical Reference.docx
+++ b/docs/ZX-UX C48 SDK Technical Reference.docx
@@ -15213,6 +15213,49 @@
       <w:pPr>
         <w:spacing w:after="20"/>
       </w:pPr>
+    </w:p>
+    <w:p>
+      <w:r>
+        <w:br w:type="page"/>
+      </w:r>
+    </w:p>
+    <w:p>
+      <w:pPr>
+        <w:pStyle w:val="Heading1"/>
+      </w:pPr>
+      <w:r>
+        <w:t>Native source-tape transport</w:t>
+      </w:r>
+    </w:p>
+    <w:p>
+      <w:r>
+        <w:t>The release carries a locked corpus of 57 .src.tap images under usr/bin, one for every compiled C48 program in the supported corpus except the model program. The mapping is defined by compiler/source_tape_manifest.json and is verified against the tracked source corpus.</w:t>
+      </w:r>
+    </w:p>
+    <w:p>
+      <w:r>
+        <w:t>c48srctap serializes each input as a ZX-UX M48O version-1 RAW object. The target directory ID is USERHOME (5). Lowercase .c files use object type C (5); lowercase .h and .txt files use TXT (1). Each object has a 32-byte M48O header, CRC-16/CCITT-FALSE header and logical-payload checksums, and payload transport blocks of at most 512 bytes.</w:t>
+      </w:r>
+    </w:p>
+    <w:p>
+      <w:r>
+        <w:t>The generated source tape is a Spectrum TAP transport containing ZX-UX logical M48O records; it is not an alternate operating-system distribution image. Source tapes are intended for transfer into a running ZX-UX session.</w:t>
+      </w:r>
+    </w:p>
+    <w:p>
+      <w:r>
+        <w:t>Program tapes place the required local header before the C source so a forward cassette session can load both in order. USERHOME resolves symbolically to the current user's home directory. The one source basename that exceeds the M48O ten-byte name limit is carried under the locked short tape name sprani.c; all other tape names match their source basenames.</w:t>
+      </w:r>
+    </w:p>
+    <w:p>
+      <w:r>
+        <w:t>The host tool rejects unsupported extensions, uppercase extension variants, non-ASCII or CR-containing source text, NUL bytes, oversized objects, duplicate tape names, invalid M48O basenames, and unsafe overwrite attempts. Output is written through a temporary file and atomically replaced only after successful construction and internal round-trip validation.</w:t>
+      </w:r>
+    </w:p>
+    <w:p>
+      <w:r>
+        <w:t>Native use is: load the local header, load the C source, compile the C object with cc, link the emitted OBJ1 using ld, and execute the resulting MEX1 program. Native &lt;c48.h&gt; remains compiler-resident and is not transported.</w:t>
+      </w:r>
     </w:p>
     <w:sectPr>
       <w:pgSz w:w="12240" w:h="15840"/>

--- a/docs/ZX-UX C48 SDK Technical Reference.docx
+++ b/docs/ZX-UX C48 SDK Technical Reference.docx
@@ -3425,6 +3425,46 @@
     </w:p>
     <w:p>
       <w:pPr>
+        <w:pStyle w:val="Heading2"/>
+      </w:pPr>
+      <w:r>
+        <w:t>6.5 Resumable cooperative multitask execution</w:t>
+      </w:r>
+    </w:p>
+    <w:p>
+      <w:pPr>
+        <w:pStyle w:val="BodyText"/>
+      </w:pPr>
+      <w:r>
+        <w:t>Multitask mode preserves the established single-program VM and adds a session-specific resumable engine. C48 function calls, compounds, loop state, expression evaluation, built-in calls, and returns are represented by explicit continuation frames. A process can suspend at an admitted scheduler boundary and later resume with the same semantic state without using a host thread as a C48 scheduler.</w:t>
+      </w:r>
+    </w:p>
+    <w:p>
+      <w:pPr>
+        <w:pStyle w:val="BodyText"/>
+      </w:pPr>
+      <w:r>
+        <w:t>The session owns eight descriptors. PID0 represents idle work, PID1 is a synthetic supervisor, and direct programs occupy PID2 through PID7. Runnable user processes are selected round-robin. yield(), positive sleep(), blocking getchar(), termination, cancellation, and session ceilings are scheduling boundaries. sleep(0) completes in place. Ordinary frame steps are charged to the deterministic session budget but are not preemption points, so non-yielding computation can starve peers until a ceiling intervenes.</w:t>
+      </w:r>
+    </w:p>
+    <w:p>
+      <w:pPr>
+        <w:pStyle w:val="BodyText"/>
+      </w:pPr>
+      <w:r>
+        <w:t>Each ResumableRomMathVM retains private memory, allocation provenance, globals, scopes, heap accounting, argv storage, object handles, call depth, and continuation frames. Invariant checks compare scope bookkeeping, entered call frames, and live heap accounting at every scheduling event. One shared ZXScreen and session device set receive graphics, text, border, sound, tick, and input effects in cooperative execution order.</w:t>
+      </w:r>
+    </w:p>
+    <w:p>
+      <w:pPr>
+        <w:pStyle w:val="BodyText"/>
+      </w:pPr>
+      <w:r>
+        <w:t>The host does not implement native spawn, wait, or kill in this phase. Calls to those services are rejected in multitask mode. Process-local failures become status 1 and leave unrelated runnable processes alive; a global BREAK returns 130 and cancels live descriptors. The first nonzero direct-process status in PID order becomes the final session status after all processes are terminal.</w:t>
+      </w:r>
+    </w:p>
+    <w:p>
+      <w:pPr>
         <w:pStyle w:val="Heading1"/>
       </w:pPr>
       <w:r>
@@ -7590,6 +7630,30 @@
       </w:pPr>
       <w:r>
         <w:t>When C48_GUI_PROBE is set, the portable SDK frontend records ordered JSON probe events with monotonic timestamps, PID, and sequence numbers. GUI verification can therefore compare host window-system events, framebuffer generations, accepted keys, and BREAK behavior without adding diagnostic bytes to the target-shaped display.</w:t>
+      </w:r>
+    </w:p>
+    <w:p>
+      <w:pPr>
+        <w:pStyle w:val="Heading2"/>
+      </w:pPr>
+      <w:r>
+        <w:t>15.5 Multitask input, presentation, and final completion</w:t>
+      </w:r>
+    </w:p>
+    <w:p>
+      <w:pPr>
+        <w:pStyle w:val="BodyText"/>
+      </w:pPr>
+      <w:r>
+        <w:t>The GUI worker thread runs one complete CooperativeSession target; it never chooses individual C48 processes. Multitask getchar() uses non-blocking FIFO polling. If several processes wait, an existing owner is retained; otherwise the lowest waiting PID becomes owner. One delivered byte wakes only that owner, allowing unrelated runnable processes to continue. Headless mode has no blocking stdin fallback for multitask input.</w:t>
+      </w:r>
+    </w:p>
+    <w:p>
+      <w:pPr>
+        <w:pStyle w:val="BodyText"/>
+      </w:pPr>
+      <w:r>
+        <w:t>yield(), positive sleep(), and blocking input publish the shared framebuffer through the same generation/presentation fence used by the single-program GUI. The final footer is tied to completion of the whole session target, not to any individual process exit. It therefore remains in BREAK mode while any direct process is runnable, sleeping, or input-blocked and changes to the completed state only after the last direct process terminates. Shift+Space before that transition requests global session BREAK; afterward it closes the retained final display.</w:t>
       </w:r>
     </w:p>
     <w:p>

--- a/docs/ZX-UX C48 SDK Technical Reference.docx
+++ b/docs/ZX-UX C48 SDK Technical Reference.docx
@@ -3465,6 +3465,38 @@
     </w:p>
     <w:p>
       <w:pPr>
+        <w:pStyle w:val="Heading2"/>
+      </w:pPr>
+      <w:r>
+        <w:t>6.6 Native OBJ1/MEX1 code-generation path</w:t>
+      </w:r>
+    </w:p>
+    <w:p>
+      <w:pPr>
+        <w:pStyle w:val="BodyText"/>
+      </w:pPr>
+      <w:r>
+        <w:t>The native backend consumes the already validated C48B1 program tree and emits documented Z80 plus OBJ1 symbols and ABS16 relocations. C48_REGCALL uses HL, DE, BC, then right-to-left 16-bit stack words. Float5 arguments are pointers to caller-owned five-byte storage. A Float5-returning function receives a hidden result pointer in HL, shifts user arguments by one slot, writes exactly five result bytes, and returns that pointer.</w:t>
+      </w:r>
+    </w:p>
+    <w:p>
+      <w:pPr>
+        <w:pStyle w:val="BodyText"/>
+      </w:pPr>
+      <w:r>
+        <w:t>Native integer operations preserve C48 width, signed division, remainder, shifts, pointer scaling, initialization, recursion, and left-to-right argument evaluation. Float5 arithmetic, comparison, integer conversion, truth testing, and public math calls use the pinned ZX-UX floating syscall contract rather than host IEEE arithmetic. Unsupported or unresolved external operations fail closed at link time.</w:t>
+      </w:r>
+    </w:p>
+    <w:p>
+      <w:pPr>
+        <w:pStyle w:val="BodyText"/>
+      </w:pPr>
+      <w:r>
+        <w:t>The SDK runtime archive has deterministic member ordering and pinned provenance. Exact frozen startup/runtime OBJ1 members are hash-checked where the native tree ships prebuilt objects; other admitted helpers are deterministic target-compatible translations of the pinned assembly contract. Fixed-point archive selection continues until all reachable native symbols resolve or linking fails.</w:t>
+      </w:r>
+    </w:p>
+    <w:p>
+      <w:pPr>
         <w:pStyle w:val="Heading1"/>
       </w:pPr>
       <w:r>
@@ -7654,6 +7686,38 @@
       </w:pPr>
       <w:r>
         <w:t>yield(), positive sleep(), and blocking input publish the shared framebuffer through the same generation/presentation fence used by the single-program GUI. The final footer is tied to completion of the whole session target, not to any individual process exit. It therefore remains in BREAK mode while any direct process is runnable, sleeping, or input-blocked and changes to the completed state only after the last direct process terminates. Shift+Space before that transition requests global session BREAK; afterward it closes the retained final display.</w:t>
+      </w:r>
+    </w:p>
+    <w:p>
+      <w:pPr>
+        <w:pStyle w:val="Heading2"/>
+      </w:pPr>
+      <w:r>
+        <w:t>15.6 Native executable formats and cassette proof</w:t>
+      </w:r>
+    </w:p>
+    <w:p>
+      <w:pPr>
+        <w:pStyle w:val="BodyText"/>
+      </w:pPr>
+      <w:r>
+        <w:t>c48b2tap --obj emits OBJ1 with validated header/body CRCs, symbol records, BSS size, and strictly ordered ABS16 relocations. --mex links the startup object, generated program object, and required runtime members into MEX1 with startup as the entry. The host linker independently enforces image-plus-BSS &lt;= 32768 and exact stored-MEX1 length &lt;= 32768, including relocation bytes.</w:t>
+      </w:r>
+    </w:p>
+    <w:p>
+      <w:pPr>
+        <w:pStyle w:val="BodyText"/>
+      </w:pPr>
+      <w:r>
+        <w:t>Default TAP mode wraps the complete MEX1 in a native M48O version-1 RAW BIN object targeted to BIN and then emits standard Spectrum TAP framing. Generated OBJ1 and MEX1 are checked by SDK decoders and pinned native format oracles. The native interoperability workflow bootstraps the exact pinned ZX-UX toolchain, then exercises the real cassette/load/relocation path under the project-local emulator and records deterministic source, OBJ1, MEX1, and TAP identities.</w:t>
+      </w:r>
+    </w:p>
+    <w:p>
+      <w:pPr>
+        <w:pStyle w:val="BodyText"/>
+      </w:pPr>
+      <w:r>
+        <w:t>The large-program qualification generator is test-owned rather than part of the pinned demo/example/app corpus. It produces the same 29-31 KiB source bytes on every run and forces a similarly sized stored MEX1. Boundary tests cover both independent 32768-byte ceilings and deliberate overflow. These proofs demonstrate cross-development away from native compiler workspace pressure without changing ZX-UX loader or process memory limits.</w:t>
       </w:r>
     </w:p>
     <w:p>
